--- a/Layouts/DiarizedDates.docx
+++ b/Layouts/DiarizedDates.docx
@@ -23,4 +23,15 @@
      < D i a r i z e d _ D a t e s   / >   
  < / N a v W o r d R e p o r t X m l P a r t > 
+</file>
+
+<file path=customXml/item2.xml>��< ? x m l   v e r s i o n = " 1 . 0 "   e n c o d i n g = " u t f - 1 6 " ? > + 
+ < N a v W o r d R e p o r t X m l P a r t   x m l n s = " u r n : m i c r o s o f t - d y n a m i c s - b u s i n e s s c e n t r a l / i n t e r n a l / e x t e n d e d / r e p o r t s / D i a r i z e d _ D a t e s / 8 0 0 3 5 / " > + 
+     < T o o l t i p s   / > + 
+     < D i a r i z e d _ D a t e s   E l e m e n t T y p e = " D a t a I t e m "   E l e m e n t I d = " 7 6 7 6 8 8 4 7 9 "   / > + 
+ < / N a v W o r d R e p o r t X m l P a r t > 
 </file>